--- a/public/docs/Punct_de_vedere_B591-2026.docx
+++ b/public/docs/Punct_de_vedere_B591-2026.docx
@@ -64,7 +64,7 @@
           <w:sz w:val="22"/>
           <w:szCs w:val="22"/>
         </w:rPr>
-        <w:t xml:space="preserve">În temeiul art. 7 din Legea nr. 52/2003 privind transparența decizională și al procedurii de consultare publică a Senatului României, formulăm prezentul punct de vedere tehnic și juridic referitor la propunerea legislativă B591/2026.</w:t>
+        <w:t xml:space="preserve">În cadrul consultării publice organizate de Senatul României și în exercitarea dreptului de petiționare prevăzut de art. 51 din Constituția României, formulăm prezentul punct de vedere tehnic și juridic referitor la propunerea legislativă B591/2026.</w:t>
       </w:r>
     </w:p>
     <w:p>

--- a/public/docs/Punct_de_vedere_B591-2026.docx
+++ b/public/docs/Punct_de_vedere_B591-2026.docx
@@ -322,7 +322,7 @@
           <w:sz w:val="22"/>
           <w:szCs w:val="22"/>
         </w:rPr>
-        <w:t xml:space="preserve">Cetățean / Contribuabil / Reprezentant al Societății Civile</w:t>
+        <w:t xml:space="preserve">Nume și prenume: ……………………………………</w:t>
       </w:r>
     </w:p>
     <w:p>

--- a/public/docs/Punct_de_vedere_B591-2026.docx
+++ b/public/docs/Punct_de_vedere_B591-2026.docx
@@ -80,7 +80,7 @@
           <w:sz w:val="24"/>
           <w:szCs w:val="24"/>
         </w:rPr>
-        <w:t xml:space="preserve">I. Sinteză Executivă (Scor Risc AI — Gemini + Claude + ChatGPT: 4.0/10)</w:t>
+        <w:t xml:space="preserve">I. Sinteză Executivă</w:t>
       </w:r>
     </w:p>
     <w:p>
@@ -158,7 +158,7 @@
           <w:sz w:val="22"/>
           <w:szCs w:val="22"/>
         </w:rPr>
-        <w:t xml:space="preserve">Evaluare Gemini (Gemini 4 Argon): Propunerea transformă norma de hrană a polițiștilor locali dintr-un beneficiu facultativ (acordat în funcție de bugetul fiecărei primării) într-o obligație legală. Deși urmărește eliminarea diferențelor salariale între localități, legea impune o cheltuială obligatorie bugetelor locale fără a indica sursa de finanțare și fără a modifica plafoanele cheltuielilor de personal. — Propunerea prezintă vicii de constituționalitate raportat la art. 138 alin. (5) din Constituție (aprobarea unor cheltuieli bugetare fără stabilirea sursei de finanțare și fără fișa financiară prevăzută de art. 15 din Legea nr. 500/2002 și Legea nr. 69/2010), la art. 120-121 privind autonomia locală financiară și la art. 1 alin. (5) privind claritatea și previzibilitatea legii, întrucât nu se corelează cu plafoanele cheltuielilor de personal ale UAT-urilor. Măsura vizează exclusiv salarizarea personalului din administrația publică locală și nu are incidență asupra pieței unice, a liberei concurențe (Directiva UE 2018/958) sau a serviciilor societății informaționale (Directiva UE 2015/1535 TRIS). Totuși, din perspectiva Cartei europene a autonomiei locale (art. 9), sarcinile financiare noi impuse autorităților locale trebuie însoțite de resurse financiare proporționale.</w:t>
+        <w:t xml:space="preserve">Tehnică legislativă și impactul asupra cetățenilor: Propunerea transformă norma de hrană a polițiștilor locali dintr-un beneficiu facultativ (acordat în funcție de bugetul fiecărei primării) într-o obligație legală. Deși urmărește eliminarea diferențelor salariale între localități, legea impune o cheltuială obligatorie bugetelor locale fără a indica sursa de finanțare și fără a modifica plafoanele cheltuielilor de personal. — Propunerea prezintă vicii de constituționalitate raportat la art. 138 alin. (5) din Constituție (aprobarea unor cheltuieli bugetare fără stabilirea sursei de finanțare și fără fișa financiară prevăzută de art. 15 din Legea nr. 500/2002 și Legea nr. 69/2010), la art. 120-121 privind autonomia locală financiară și la art. 1 alin. (5) privind claritatea și previzibilitatea legii, întrucât nu se corelează cu plafoanele cheltuielilor de personal ale UAT-urilor. Măsura vizează exclusiv salarizarea personalului din administrația publică locală și nu are incidență asupra pieței unice, a liberei concurențe (Directiva UE 2018/958) sau a serviciilor societății informaționale (Directiva UE 2015/1535 TRIS). Totuși, din perspectiva Cartei europene a autonomiei locale (art. 9), sarcinile financiare noi impuse autorităților locale trebuie însoțite de resurse financiare proporționale.</w:t>
       </w:r>
     </w:p>
     <w:p>
@@ -172,7 +172,7 @@
           <w:sz w:val="22"/>
           <w:szCs w:val="22"/>
         </w:rPr>
-        <w:t xml:space="preserve">Evaluare Claude (Claude Opus 5.5): Măsura e corectă, clară și fără capcane pentru cetățeni sau firme: transformă un drept opțional într-unul garantat pentru polițiștii locali. Problema serioasă este una singură: obligă primăriile la o cheltuială nouă fără să spună cât costă și de unde vin banii. — Art. 1 alin. (5): textul este clar și previzibil, iar verbul „acordă” nu lasă loc de interpretare. Art. 16: diferențele actuale decurg din autonomia locală și nu sunt, în sine, discriminare, dar legiuitorul are libertatea să uniformizeze dreptul. Art. 120–121: Parlamentul poate impune prin lege cheltuieli autorităților locale. Punctul vulnerabil este art. 138 alin. (5): bugetul public național include bugetele locale (alin. 1), deci nicio cheltuială nouă nu poate fi aprobată fără stabilirea sursei de finanțare. La aceasta se adaugă obligația de a solicita informarea Guvernului pentru inițiativele cu impact bugetar (art. 111 alin. 1). Fără fișă financiară și fără punctul de vedere al Guvernului, legea riscă o critică de neconstituționalitate extrinsecă. Defectul poate fi remediat pe parcursul procedurii parlamentare. Directiva (UE) 2018/958 nu se aplică: proiectul nu reglementează accesul la o profesie sau exercitarea ei, ci un drept salarial al personalului unei autorități publice, cu atribuții legate de exercitarea autorității publice. Directiva (UE) 2015/1535 (TRIS) nu este incidentă, pentru că nu există reguli tehnice privind produse sau servicii ale societății informaționale. Nu apar efecte asupra concurenței și nici ajutor de stat, deoarece beneficiarii nu sunt întreprinderi. Legătura cu dreptul UE este doar indirectă: România se află în procedura de deficit excesiv din 2020. Cheltuielile bugetelor locale intră în deficitul administrației publice (SEC 2010), deci orice cost nou nefinanțat contează pentru traiectoria de ajustare.</w:t>
+        <w:t xml:space="preserve">Constituționalitate și drept european: Măsura e corectă, clară și fără capcane pentru cetățeni sau firme: transformă un drept opțional într-unul garantat pentru polițiștii locali. Problema serioasă este una singură: obligă primăriile la o cheltuială nouă fără să spună cât costă și de unde vin banii. — Art. 1 alin. (5): textul este clar și previzibil, iar verbul „acordă” nu lasă loc de interpretare. Art. 16: diferențele actuale decurg din autonomia locală și nu sunt, în sine, discriminare, dar legiuitorul are libertatea să uniformizeze dreptul. Art. 120–121: Parlamentul poate impune prin lege cheltuieli autorităților locale. Punctul vulnerabil este art. 138 alin. (5): bugetul public național include bugetele locale (alin. 1), deci nicio cheltuială nouă nu poate fi aprobată fără stabilirea sursei de finanțare. La aceasta se adaugă obligația de a solicita informarea Guvernului pentru inițiativele cu impact bugetar (art. 111 alin. 1). Fără fișă financiară și fără punctul de vedere al Guvernului, legea riscă o critică de neconstituționalitate extrinsecă. Defectul poate fi remediat pe parcursul procedurii parlamentare. Directiva (UE) 2018/958 nu se aplică: proiectul nu reglementează accesul la o profesie sau exercitarea ei, ci un drept salarial al personalului unei autorități publice, cu atribuții legate de exercitarea autorității publice. Directiva (UE) 2015/1535 (TRIS) nu este incidentă, pentru că nu există reguli tehnice privind produse sau servicii ale societății informaționale. Nu apar efecte asupra concurenței și nici ajutor de stat, deoarece beneficiarii nu sunt întreprinderi. Legătura cu dreptul UE este doar indirectă: România se află în procedura de deficit excesiv din 2020. Cheltuielile bugetelor locale intră în deficitul administrației publice (SEC 2010), deci orice cost nou nefinanțat contează pentru traiectoria de ajustare.</w:t>
       </w:r>
     </w:p>
     <w:p>
@@ -186,7 +186,7 @@
           <w:sz w:val="22"/>
           <w:szCs w:val="22"/>
         </w:rPr>
-        <w:t xml:space="preserve">Evaluare ChatGPT (GPT-6.1 Sol): Uniformizarea dreptului este utilă, dar proiectul impune cheltuieli locale obligatorii fără să cuantifice și să asigure, în documentele furnizate, finanțarea suplimentară. Riscul principal este bugetar și de aplicare, fără taxe sau sancțiuni noi pentru cetățeni. — Obligația este inteligibilă, dar corelarea metodologiei și precizarea aplicării în timp ar întări previzibilitatea cerută de art. 1 alin. (5). Art. 23 alin. (12) nu este incident: proiectul nu instituie pedepse. Egalitatea din art. 16 susține obiectivul, însă diferențele dintre UAT-uri nu constituie automat discriminare neconstituțională. Autonomia locală din art. 120 nu exclude standarde legale naționale. Vulnerabilitatea principală privește art. 138 alin. (5), dacă la adoptare cheltuiala obligatorie nu are sursă de finanțare stabilită; insuficiența efectivă a fondurilor nu trebuie confundată cu absența sursei. Informarea Guvernului conform art. 111 alin. (1) este obligatorie dacă sunt modificate prevederile bugetului de stat sau ale asigurărilor sociale de stat. [Constituția României](https://www.senat.ro/pagini/constitutia/constitutia.htm). Nu rezultă restricții asupra concurenței, monopoluri sau bariere pentru IMM-uri. Testul din Directiva (UE) 2018/958 nu este declanșat: proiectul acordă un drept de hrană, fără să restrângă accesul la o profesie reglementată ori exercitarea acesteia. [Art. 2 din Directiva 2018/958](https://eur-lex.europa.eu/legal-content/RO/TXT/?uri=CELEX:32018L0958). Nu sunt introduse reglementări tehnice pentru produse sau reguli privind servicii ale societății informaționale, deci nu se identifică obligație de notificare TRIS; serviciile digitale și AI nu sunt reglementate. [Directiva 2015/1535](https://eur-lex.europa.eu/legal-content/RO/TXT/?uri=CELEX:32015L1535).</w:t>
+        <w:t xml:space="preserve">Impact economic și fiscal: Uniformizarea dreptului este utilă, dar proiectul impune cheltuieli locale obligatorii fără să cuantifice și să asigure, în documentele furnizate, finanțarea suplimentară. Riscul principal este bugetar și de aplicare, fără taxe sau sancțiuni noi pentru cetățeni. — Obligația este inteligibilă, dar corelarea metodologiei și precizarea aplicării în timp ar întări previzibilitatea cerută de art. 1 alin. (5). Art. 23 alin. (12) nu este incident: proiectul nu instituie pedepse. Egalitatea din art. 16 susține obiectivul, însă diferențele dintre UAT-uri nu constituie automat discriminare neconstituțională. Autonomia locală din art. 120 nu exclude standarde legale naționale. Vulnerabilitatea principală privește art. 138 alin. (5), dacă la adoptare cheltuiala obligatorie nu are sursă de finanțare stabilită; insuficiența efectivă a fondurilor nu trebuie confundată cu absența sursei. Informarea Guvernului conform art. 111 alin. (1) este obligatorie dacă sunt modificate prevederile bugetului de stat sau ale asigurărilor sociale de stat. [Constituția României](https://www.senat.ro/pagini/constitutia/constitutia.htm). Nu rezultă restricții asupra concurenței, monopoluri sau bariere pentru IMM-uri. Testul din Directiva (UE) 2018/958 nu este declanșat: proiectul acordă un drept de hrană, fără să restrângă accesul la o profesie reglementată ori exercitarea acesteia. [Art. 2 din Directiva 2018/958](https://eur-lex.europa.eu/legal-content/RO/TXT/?uri=CELEX:32018L0958). Nu sunt introduse reglementări tehnice pentru produse sau reguli privind servicii ale societății informaționale, deci nu se identifică obligație de notificare TRIS; serviciile digitale și AI nu sunt reglementate. [Directiva 2015/1535](https://eur-lex.europa.eu/legal-content/RO/TXT/?uri=CELEX:32015L1535).</w:t>
       </w:r>
     </w:p>
     <w:p>
@@ -335,7 +335,7 @@
           <w:sz w:val="18"/>
           <w:szCs w:val="18"/>
         </w:rPr>
-        <w:t xml:space="preserve">Generat prin platforma civică destrajă.ro • Referință proiect: B591/2026 (Cod Senat 28031)</w:t>
+        <w:t xml:space="preserve">Pregătit cu destrajă.ro, pe baza analizei a trei modele AI • Referință proiect: B591/2026 (Cod Senat 28031)</w:t>
       </w:r>
     </w:p>
     <w:sectPr>
